--- a/BSUIR/semestre 5/BD/Сушко_381574_БД_ЛР5.docx
+++ b/BSUIR/semestre 5/BD/Сушко_381574_БД_ЛР5.docx
@@ -1218,6 +1218,7 @@
     </w:p>
     <w:p>
       <w:pPr>
+        <w:ind w:firstLine="708"/>
         <w:jc w:val="both"/>
         <w:rPr>
           <w:bCs/>
@@ -1330,6 +1331,7 @@
     </w:p>
     <w:p>
       <w:pPr>
+        <w:ind w:firstLine="708"/>
         <w:jc w:val="both"/>
         <w:rPr>
           <w:bCs/>
@@ -1453,6 +1455,7 @@
     </w:p>
     <w:p>
       <w:pPr>
+        <w:ind w:firstLine="708"/>
         <w:jc w:val="both"/>
         <w:rPr>
           <w:bCs/>
@@ -1629,6 +1632,7 @@
     </w:p>
     <w:p>
       <w:pPr>
+        <w:ind w:firstLine="708"/>
         <w:jc w:val="both"/>
         <w:rPr>
           <w:bCs/>
@@ -1798,6 +1802,7 @@
     </w:p>
     <w:p>
       <w:pPr>
+        <w:ind w:firstLine="708"/>
         <w:jc w:val="both"/>
         <w:rPr>
           <w:b/>
@@ -1818,6 +1823,7 @@
     </w:p>
     <w:p>
       <w:pPr>
+        <w:ind w:firstLine="708"/>
         <w:jc w:val="both"/>
         <w:rPr>
           <w:bCs/>
@@ -1962,6 +1968,7 @@
     </w:p>
     <w:p>
       <w:pPr>
+        <w:ind w:left="708"/>
         <w:rPr>
           <w:bCs/>
           <w:color w:val="000000"/>
@@ -1990,6 +1997,7 @@
     </w:p>
     <w:p>
       <w:pPr>
+        <w:ind w:left="708"/>
         <w:rPr>
           <w:bCs/>
           <w:color w:val="000000"/>
@@ -2049,6 +2057,7 @@
     </w:p>
     <w:p>
       <w:pPr>
+        <w:ind w:left="708"/>
         <w:rPr>
           <w:bCs/>
           <w:color w:val="000000"/>
@@ -2118,6 +2127,7 @@
     </w:p>
     <w:p>
       <w:pPr>
+        <w:ind w:firstLine="708"/>
         <w:rPr>
           <w:bCs/>
           <w:color w:val="000000"/>
@@ -2146,6 +2156,7 @@
     </w:p>
     <w:p>
       <w:pPr>
+        <w:ind w:firstLine="708"/>
         <w:rPr>
           <w:bCs/>
           <w:color w:val="000000"/>
@@ -2244,6 +2255,7 @@
     </w:p>
     <w:p>
       <w:pPr>
+        <w:ind w:firstLine="708"/>
         <w:rPr>
           <w:bCs/>
           <w:color w:val="000000"/>
@@ -2343,6 +2355,7 @@
     </w:p>
     <w:p>
       <w:pPr>
+        <w:ind w:firstLine="708"/>
         <w:rPr>
           <w:bCs/>
           <w:color w:val="000000"/>
@@ -2448,6 +2461,7 @@
     </w:p>
     <w:p>
       <w:pPr>
+        <w:ind w:firstLine="708"/>
         <w:rPr>
           <w:bCs/>
           <w:color w:val="000000"/>
@@ -2505,6 +2519,7 @@
     </w:p>
     <w:p>
       <w:pPr>
+        <w:ind w:firstLine="708"/>
         <w:rPr>
           <w:bCs/>
           <w:color w:val="000000"/>
@@ -2542,52 +2557,18 @@
     </w:p>
     <w:p>
       <w:pPr>
-        <w:rPr>
-          <w:bCs/>
-          <w:color w:val="000000"/>
-          <w:szCs w:val="20"/>
-          <w:shd w:val="clear" w:color="auto" w:fill="FFFFFF"/>
-        </w:rPr>
-      </w:pPr>
-    </w:p>
-    <w:p>
-      <w:pPr>
-        <w:ind w:firstLine="709"/>
-        <w:jc w:val="center"/>
-        <w:rPr>
-          <w:bCs/>
-          <w:color w:val="000000"/>
-          <w:szCs w:val="20"/>
-          <w:shd w:val="clear" w:color="auto" w:fill="FFFFFF"/>
-        </w:rPr>
-      </w:pPr>
-    </w:p>
-    <w:p>
-      <w:pPr>
-        <w:ind w:firstLine="709"/>
-        <w:jc w:val="center"/>
-        <w:rPr>
-          <w:bCs/>
-          <w:color w:val="000000"/>
-          <w:szCs w:val="20"/>
-          <w:shd w:val="clear" w:color="auto" w:fill="FFFFFF"/>
-          <w:lang w:val="en-US"/>
-        </w:rPr>
-      </w:pPr>
-      <w:r>
-        <w:rPr>
-          <w:bCs/>
+        <w:pStyle w:val="a4"/>
+        <w:spacing w:after="0" w:afterAutospacing="0"/>
+      </w:pPr>
+      <w:r>
+        <w:rPr>
           <w:noProof/>
-          <w:color w:val="000000"/>
-          <w:szCs w:val="20"/>
-          <w:shd w:val="clear" w:color="auto" w:fill="FFFFFF"/>
-          <w:lang w:val="en-US"/>
         </w:rPr>
         <w:drawing>
-          <wp:inline distT="0" distB="0" distL="0" distR="0" wp14:anchorId="407C96BB" wp14:editId="06AF5516">
-            <wp:extent cx="5349240" cy="2512210"/>
-            <wp:effectExtent l="0" t="0" r="3810" b="2540"/>
-            <wp:docPr id="6" name="Рисунок 6"/>
+          <wp:inline distT="0" distB="0" distL="0" distR="0" wp14:anchorId="532F93D9" wp14:editId="56884595">
+            <wp:extent cx="5940425" cy="2874010"/>
+            <wp:effectExtent l="0" t="0" r="3175" b="2540"/>
+            <wp:docPr id="2" name="Рисунок 2"/>
             <wp:cNvGraphicFramePr>
               <a:graphicFrameLocks xmlns:a="http://schemas.openxmlformats.org/drawingml/2006/main" noChangeAspect="1"/>
             </wp:cNvGraphicFramePr>
@@ -2595,23 +2576,36 @@
               <a:graphicData uri="http://schemas.openxmlformats.org/drawingml/2006/picture">
                 <pic:pic xmlns:pic="http://schemas.openxmlformats.org/drawingml/2006/picture">
                   <pic:nvPicPr>
-                    <pic:cNvPr id="1" name=""/>
-                    <pic:cNvPicPr/>
+                    <pic:cNvPr id="0" name="Picture 1"/>
+                    <pic:cNvPicPr>
+                      <a:picLocks noChangeAspect="1" noChangeArrowheads="1"/>
+                    </pic:cNvPicPr>
                   </pic:nvPicPr>
                   <pic:blipFill>
-                    <a:blip r:embed="rId7"/>
+                    <a:blip r:embed="rId7">
+                      <a:extLst>
+                        <a:ext uri="{28A0092B-C50C-407E-A947-70E740481C1C}">
+                          <a14:useLocalDpi xmlns:a14="http://schemas.microsoft.com/office/drawing/2010/main" val="0"/>
+                        </a:ext>
+                      </a:extLst>
+                    </a:blip>
+                    <a:srcRect/>
                     <a:stretch>
                       <a:fillRect/>
                     </a:stretch>
                   </pic:blipFill>
-                  <pic:spPr>
+                  <pic:spPr bwMode="auto">
                     <a:xfrm>
                       <a:off x="0" y="0"/>
-                      <a:ext cx="5369591" cy="2521768"/>
+                      <a:ext cx="5940425" cy="2874010"/>
                     </a:xfrm>
                     <a:prstGeom prst="rect">
                       <a:avLst/>
                     </a:prstGeom>
+                    <a:noFill/>
+                    <a:ln>
+                      <a:noFill/>
+                    </a:ln>
                   </pic:spPr>
                 </pic:pic>
               </a:graphicData>
@@ -3659,6 +3653,22 @@
       </w:tblBorders>
     </w:tblPr>
   </w:style>
+  <w:style w:type="paragraph" w:styleId="a4">
+    <w:name w:val="Normal (Web)"/>
+    <w:basedOn w:val="a"/>
+    <w:uiPriority w:val="99"/>
+    <w:unhideWhenUsed/>
+    <w:rsid w:val="00527DE9"/>
+    <w:pPr>
+      <w:spacing w:before="100" w:beforeAutospacing="1" w:after="100" w:afterAutospacing="1"/>
+    </w:pPr>
+    <w:rPr>
+      <w:rFonts w:eastAsia="Times New Roman" w:cs="Times New Roman"/>
+      <w:sz w:val="24"/>
+      <w:szCs w:val="24"/>
+      <w:lang w:eastAsia="ru-RU"/>
+    </w:rPr>
+  </w:style>
 </w:styles>
 </file>
 
